--- a/docs/[캡스톤디자인] 분기별 PPE 데이터 분석 및 교육 추천 알고리즘 설계.docx
+++ b/docs/[캡스톤디자인] 분기별 PPE 데이터 분석 및 교육 추천 알고리즘 설계.docx
@@ -55,7 +55,19 @@
         <w:rPr>
           <w:rFonts w:eastAsiaTheme="minorHAnsi"/>
         </w:rPr>
-        <w:t>6.04.07</w:t>
+        <w:t>6.0</w:t>
+      </w:r>
+      <w:r>
+        <w:rPr>
+          <w:rFonts w:eastAsiaTheme="minorHAnsi"/>
+        </w:rPr>
+        <w:t>5</w:t>
+      </w:r>
+      <w:r>
+        <w:rPr>
+          <w:rFonts w:eastAsiaTheme="minorHAnsi"/>
+        </w:rPr>
+        <w:t>.07</w:t>
       </w:r>
       <w:r>
         <w:rPr>
@@ -94,6 +106,30 @@
           <w:rFonts w:eastAsiaTheme="minorHAnsi"/>
         </w:rPr>
         <w:t>산정, 교육 추천 로직을 정의한다.</w:t>
+      </w:r>
+      <w:r>
+        <w:rPr>
+          <w:rFonts w:eastAsiaTheme="minorHAnsi"/>
+        </w:rPr>
+        <w:t xml:space="preserve"> </w:t>
+      </w:r>
+      <w:r>
+        <w:rPr>
+          <w:rFonts w:eastAsiaTheme="minorHAnsi" w:hint="eastAsia"/>
+        </w:rPr>
+        <w:t xml:space="preserve">이때 </w:t>
+      </w:r>
+      <w:r>
+        <w:t>분기별 통계와 교육 추천은 원본 이미지나 영상을 기반으로 하지 않</w:t>
+      </w:r>
+      <w:r>
+        <w:rPr>
+          <w:rFonts w:hint="eastAsia"/>
+        </w:rPr>
+        <w:t>으며</w:t>
+      </w:r>
+      <w:r>
+        <w:t>, 담당자 검토를 거쳐 확정 위반으로 판단된 이벤트 중, 원본 이미지와 영상이 삭제되고 비식별화된 이벤트 데이터만 분석 대상으로 사용한다.</w:t>
       </w:r>
     </w:p>
     <w:p>
@@ -151,15 +187,7 @@
           <w:sz w:val="34"/>
           <w:szCs w:val="34"/>
         </w:rPr>
-        <w:t>1</w:t>
-      </w:r>
-      <w:r>
-        <w:rPr>
-          <w:rFonts w:asciiTheme="minorHAnsi" w:eastAsiaTheme="minorHAnsi" w:hAnsiTheme="minorHAnsi"/>
-          <w:sz w:val="34"/>
-          <w:szCs w:val="34"/>
-        </w:rPr>
-        <w:t>. 분기별 데이터 분석 방식 및 우선순위 알고리즘 구성</w:t>
+        <w:t>1. 분기별 데이터 분석 방식 및 우선순위 알고리즘 구성</w:t>
       </w:r>
     </w:p>
     <w:p>
@@ -217,15 +245,7 @@
           <w:sz w:val="24"/>
           <w:szCs w:val="24"/>
         </w:rPr>
-        <w:t>1</w:t>
-      </w:r>
-      <w:r>
-        <w:rPr>
-          <w:rFonts w:asciiTheme="minorHAnsi" w:eastAsiaTheme="minorHAnsi" w:hAnsiTheme="minorHAnsi"/>
-          <w:sz w:val="24"/>
-          <w:szCs w:val="24"/>
-        </w:rPr>
-        <w:t>-1. 위험 행동 후보 정의</w:t>
+        <w:t>1-1. 위험 행동 후보 정의</w:t>
       </w:r>
     </w:p>
     <w:tbl>
@@ -490,15 +510,7 @@
           <w:sz w:val="24"/>
           <w:szCs w:val="24"/>
         </w:rPr>
-        <w:t>1</w:t>
-      </w:r>
-      <w:r>
-        <w:rPr>
-          <w:rFonts w:asciiTheme="minorHAnsi" w:eastAsiaTheme="minorHAnsi" w:hAnsiTheme="minorHAnsi"/>
-          <w:sz w:val="24"/>
-          <w:szCs w:val="24"/>
-        </w:rPr>
-        <w:t>-2. 후보 이벤트 생성 기준</w:t>
+        <w:t>1-2. 후보 이벤트 생성 기준</w:t>
       </w:r>
     </w:p>
     <w:tbl>
@@ -846,8 +858,17 @@
       <w:pPr>
         <w:rPr>
           <w:rFonts w:eastAsiaTheme="minorHAnsi"/>
-        </w:rPr>
-      </w:pPr>
+          <w:sz w:val="22"/>
+        </w:rPr>
+      </w:pPr>
+      <w:r>
+        <w:rPr>
+          <w:rFonts w:eastAsiaTheme="minorHAnsi"/>
+          <w:sz w:val="22"/>
+        </w:rPr>
+        <w:lastRenderedPageBreak/>
+        <w:t>PPE 미착용 의심 상태가 기준 시간 이상 지속되면 후보 이벤트를 생성하고, 동시에 현장에 중립적 경고 방송을 송출한다. 경고 방송은 특정 개인을 지목하지 않고, PPE 착용을 안내하는 방식으로 구성한다.</w:t>
+      </w:r>
     </w:p>
     <w:p>
       <w:pPr>
@@ -870,16 +891,7 @@
           <w:sz w:val="24"/>
           <w:szCs w:val="24"/>
         </w:rPr>
-        <w:lastRenderedPageBreak/>
-        <w:t>1</w:t>
-      </w:r>
-      <w:r>
-        <w:rPr>
-          <w:rFonts w:eastAsiaTheme="minorHAnsi"/>
-          <w:sz w:val="24"/>
-          <w:szCs w:val="24"/>
-        </w:rPr>
-        <w:t>-3. 분기별 누적 지표</w:t>
+        <w:t>1-3. 분기별 누적 지표</w:t>
       </w:r>
     </w:p>
     <w:tbl>
@@ -900,8 +912,8 @@
         <w:tblLook w:val="04A0" w:firstRow="1" w:lastRow="0" w:firstColumn="1" w:lastColumn="0" w:noHBand="0" w:noVBand="1"/>
       </w:tblPr>
       <w:tblGrid>
-        <w:gridCol w:w="2534"/>
-        <w:gridCol w:w="4671"/>
+        <w:gridCol w:w="2455"/>
+        <w:gridCol w:w="4750"/>
       </w:tblGrid>
       <w:tr>
         <w:trPr>
@@ -1049,7 +1061,7 @@
                 <w:sz w:val="24"/>
                 <w:szCs w:val="24"/>
               </w:rPr>
-              <w:t>AI가 생성한 후보 이벤트 수</w:t>
+              <w:t>AI가 생성하고 경고 방송이 발생한 후보 이벤트 수</w:t>
             </w:r>
           </w:p>
         </w:tc>
@@ -1115,12 +1127,21 @@
             </w:pPr>
             <w:r>
               <w:rPr>
-                <w:rFonts w:eastAsiaTheme="minorHAnsi" w:cs="굴림"/>
-                <w:kern w:val="0"/>
-                <w:sz w:val="24"/>
-                <w:szCs w:val="24"/>
-              </w:rPr>
-              <w:t>담당자 검토 후 확정된 위반 수</w:t>
+                <w:rFonts w:eastAsiaTheme="minorHAnsi" w:cs="굴림" w:hint="eastAsia"/>
+                <w:kern w:val="0"/>
+                <w:sz w:val="24"/>
+                <w:szCs w:val="24"/>
+              </w:rPr>
+              <w:t xml:space="preserve">비식별 </w:t>
+            </w:r>
+            <w:r>
+              <w:rPr>
+                <w:rFonts w:eastAsiaTheme="minorHAnsi" w:cs="굴림"/>
+                <w:kern w:val="0"/>
+                <w:sz w:val="24"/>
+                <w:szCs w:val="24"/>
+              </w:rPr>
+              <w:t>확정 위반 수</w:t>
             </w:r>
           </w:p>
         </w:tc>
@@ -1186,12 +1207,21 @@
             </w:pPr>
             <w:r>
               <w:rPr>
-                <w:rFonts w:eastAsiaTheme="minorHAnsi" w:cs="굴림"/>
-                <w:kern w:val="0"/>
-                <w:sz w:val="24"/>
-                <w:szCs w:val="24"/>
-              </w:rPr>
-              <w:t>오탐으로 판정된 수</w:t>
+                <w:rFonts w:eastAsiaTheme="minorHAnsi" w:cs="굴림" w:hint="eastAsia"/>
+                <w:kern w:val="0"/>
+                <w:sz w:val="24"/>
+                <w:szCs w:val="24"/>
+              </w:rPr>
+              <w:t xml:space="preserve">비식별 집계 </w:t>
+            </w:r>
+            <w:r>
+              <w:rPr>
+                <w:rFonts w:eastAsiaTheme="minorHAnsi" w:cs="굴림"/>
+                <w:kern w:val="0"/>
+                <w:sz w:val="24"/>
+                <w:szCs w:val="24"/>
+              </w:rPr>
+              <w:t>오탐 수</w:t>
             </w:r>
           </w:p>
         </w:tc>
@@ -1555,6 +1585,91 @@
     <w:p>
       <w:pPr>
         <w:rPr>
+          <w:sz w:val="22"/>
+        </w:rPr>
+      </w:pPr>
+      <w:r>
+        <w:rPr>
+          <w:rFonts w:hint="eastAsia"/>
+          <w:sz w:val="22"/>
+        </w:rPr>
+        <w:t>분기별</w:t>
+      </w:r>
+      <w:r>
+        <w:rPr>
+          <w:sz w:val="22"/>
+        </w:rPr>
+        <w:t xml:space="preserve"> 누적 지표는 원본 이미지나 영상을 기반으로 산출하지 않는다. 장기 분석에는 </w:t>
+      </w:r>
+      <w:r>
+        <w:rPr>
+          <w:sz w:val="22"/>
+        </w:rPr>
+        <w:br/>
+      </w:r>
+      <w:r>
+        <w:rPr>
+          <w:sz w:val="22"/>
+        </w:rPr>
+        <w:t>담당자 검토를 거쳐 비식별 처리된 확정 위반 데이터만 사용한다.</w:t>
+      </w:r>
+    </w:p>
+    <w:p>
+      <w:pPr>
+        <w:rPr>
+          <w:sz w:val="22"/>
+        </w:rPr>
+      </w:pPr>
+      <w:r>
+        <w:rPr>
+          <w:rFonts w:hint="eastAsia"/>
+          <w:sz w:val="22"/>
+        </w:rPr>
+        <w:t>오탐으로</w:t>
+      </w:r>
+      <w:r>
+        <w:rPr>
+          <w:sz w:val="22"/>
+        </w:rPr>
+        <w:t xml:space="preserve"> 판단된 이벤트는 원본 이미지, 영상, 후보 이벤트 상세 기록을 삭제 처리한다. 다만 모델 성능 개선과 경고 방송 기준 조정을 위해 필요한 경우, 개인 식별 가능 </w:t>
+      </w:r>
+      <w:r>
+        <w:rPr>
+          <w:sz w:val="22"/>
+        </w:rPr>
+        <w:br/>
+      </w:r>
+      <w:r>
+        <w:rPr>
+          <w:sz w:val="22"/>
+        </w:rPr>
+        <w:t>정보와 원본 미디어를 제외한 비식별 집계 수준의 오탐 수만 활용할 수 있다.</w:t>
+      </w:r>
+    </w:p>
+    <w:p>
+      <w:pPr>
+        <w:rPr>
+          <w:sz w:val="22"/>
+        </w:rPr>
+      </w:pPr>
+    </w:p>
+    <w:p>
+      <w:pPr>
+        <w:rPr>
+          <w:sz w:val="22"/>
+        </w:rPr>
+      </w:pPr>
+    </w:p>
+    <w:p>
+      <w:pPr>
+        <w:rPr>
+          <w:sz w:val="22"/>
+        </w:rPr>
+      </w:pPr>
+    </w:p>
+    <w:p>
+      <w:pPr>
+        <w:rPr>
           <w:rFonts w:eastAsiaTheme="minorHAnsi"/>
         </w:rPr>
       </w:pPr>
@@ -1574,15 +1689,8 @@
           <w:sz w:val="24"/>
           <w:szCs w:val="24"/>
         </w:rPr>
-        <w:t>1</w:t>
-      </w:r>
-      <w:r>
-        <w:rPr>
-          <w:rFonts w:asciiTheme="minorHAnsi" w:eastAsiaTheme="minorHAnsi" w:hAnsiTheme="minorHAnsi"/>
-          <w:sz w:val="24"/>
-          <w:szCs w:val="24"/>
-        </w:rPr>
-        <w:t>-4. 우선순위 점수 산정식</w:t>
+        <w:lastRenderedPageBreak/>
+        <w:t>1-4. 우선순위 점수 산정식</w:t>
       </w:r>
     </w:p>
     <w:p>
@@ -1644,8 +1752,8 @@
         <w:tblLook w:val="04A0" w:firstRow="1" w:lastRow="0" w:firstColumn="1" w:lastColumn="0" w:noHBand="0" w:noVBand="1"/>
       </w:tblPr>
       <w:tblGrid>
-        <w:gridCol w:w="2245"/>
-        <w:gridCol w:w="6618"/>
+        <w:gridCol w:w="1670"/>
+        <w:gridCol w:w="7356"/>
       </w:tblGrid>
       <w:tr>
         <w:trPr>
@@ -1784,12 +1892,57 @@
             </w:pPr>
             <w:r>
               <w:rPr>
-                <w:rFonts w:eastAsiaTheme="minorHAnsi" w:cs="굴림"/>
-                <w:kern w:val="0"/>
-                <w:sz w:val="24"/>
-                <w:szCs w:val="24"/>
-              </w:rPr>
-              <w:t>실제 검토 후 위반으로 인정된 사건 수</w:t>
+                <w:rFonts w:eastAsiaTheme="minorHAnsi" w:cs="굴림" w:hint="eastAsia"/>
+                <w:kern w:val="0"/>
+                <w:sz w:val="24"/>
+                <w:szCs w:val="24"/>
+              </w:rPr>
+              <w:t xml:space="preserve">담당자 검토 후 </w:t>
+            </w:r>
+            <w:r>
+              <w:rPr>
+                <w:rFonts w:eastAsiaTheme="minorHAnsi" w:cs="굴림"/>
+                <w:kern w:val="0"/>
+                <w:sz w:val="24"/>
+                <w:szCs w:val="24"/>
+              </w:rPr>
+              <w:t>실제 위반으로 인정</w:t>
+            </w:r>
+            <w:r>
+              <w:rPr>
+                <w:rFonts w:eastAsiaTheme="minorHAnsi" w:cs="굴림" w:hint="eastAsia"/>
+                <w:kern w:val="0"/>
+                <w:sz w:val="24"/>
+                <w:szCs w:val="24"/>
+              </w:rPr>
+              <w:t>되고,</w:t>
+            </w:r>
+            <w:r>
+              <w:rPr>
+                <w:rFonts w:eastAsiaTheme="minorHAnsi" w:cs="굴림"/>
+                <w:kern w:val="0"/>
+                <w:sz w:val="24"/>
+                <w:szCs w:val="24"/>
+              </w:rPr>
+              <w:t xml:space="preserve"> </w:t>
+            </w:r>
+            <w:r>
+              <w:rPr>
+                <w:rFonts w:eastAsiaTheme="minorHAnsi" w:cs="굴림" w:hint="eastAsia"/>
+                <w:kern w:val="0"/>
+                <w:sz w:val="24"/>
+                <w:szCs w:val="24"/>
+              </w:rPr>
+              <w:t>원본</w:t>
+            </w:r>
+            <w:r>
+              <w:rPr>
+                <w:rFonts w:eastAsiaTheme="minorHAnsi" w:cs="굴림"/>
+                <w:kern w:val="0"/>
+                <w:sz w:val="24"/>
+                <w:szCs w:val="24"/>
+              </w:rPr>
+              <w:t xml:space="preserve"> 이미지·영상 삭제 후 비식별 데이터로 저장된 사건 수</w:t>
             </w:r>
           </w:p>
         </w:tc>
@@ -2006,27 +2159,119 @@
       <w:pPr>
         <w:rPr>
           <w:rFonts w:eastAsiaTheme="minorHAnsi"/>
-        </w:rPr>
-      </w:pPr>
-    </w:p>
-    <w:p>
-      <w:pPr>
-        <w:rPr>
-          <w:rFonts w:eastAsiaTheme="minorHAnsi"/>
-        </w:rPr>
-      </w:pPr>
-    </w:p>
-    <w:p>
-      <w:pPr>
-        <w:rPr>
-          <w:rFonts w:eastAsiaTheme="minorHAnsi"/>
-        </w:rPr>
-      </w:pPr>
-    </w:p>
-    <w:p>
-      <w:pPr>
+          <w:sz w:val="22"/>
+        </w:rPr>
+      </w:pPr>
+      <w:r>
         <w:rPr>
           <w:rFonts w:eastAsiaTheme="minorHAnsi" w:hint="eastAsia"/>
+          <w:sz w:val="22"/>
+        </w:rPr>
+        <w:t>우선순위</w:t>
+      </w:r>
+      <w:r>
+        <w:rPr>
+          <w:rFonts w:eastAsiaTheme="minorHAnsi"/>
+          <w:sz w:val="22"/>
+        </w:rPr>
+        <w:t xml:space="preserve"> 점수 산정에는 개인 식별 가능성이 있는 원본 이미지나 영상을 사용하지 </w:t>
+      </w:r>
+      <w:r>
+        <w:rPr>
+          <w:rFonts w:eastAsiaTheme="minorHAnsi"/>
+          <w:sz w:val="22"/>
+        </w:rPr>
+        <w:br/>
+      </w:r>
+      <w:r>
+        <w:rPr>
+          <w:rFonts w:eastAsiaTheme="minorHAnsi"/>
+          <w:sz w:val="22"/>
+        </w:rPr>
+        <w:t xml:space="preserve">않는다. 점수 계산에는 구역, 공정, PPE 유형, 발생 시각, 검토 결과 등 비식별 이벤트 </w:t>
+      </w:r>
+      <w:r>
+        <w:rPr>
+          <w:rFonts w:eastAsiaTheme="minorHAnsi"/>
+          <w:sz w:val="22"/>
+        </w:rPr>
+        <w:br/>
+      </w:r>
+      <w:r>
+        <w:rPr>
+          <w:rFonts w:eastAsiaTheme="minorHAnsi"/>
+          <w:sz w:val="22"/>
+        </w:rPr>
+        <w:t>데이터만 활용한다.</w:t>
+      </w:r>
+    </w:p>
+    <w:p>
+      <w:pPr>
+        <w:rPr>
+          <w:rFonts w:eastAsiaTheme="minorHAnsi"/>
+        </w:rPr>
+      </w:pPr>
+    </w:p>
+    <w:p>
+      <w:pPr>
+        <w:rPr>
+          <w:rFonts w:eastAsiaTheme="minorHAnsi"/>
+        </w:rPr>
+      </w:pPr>
+    </w:p>
+    <w:p>
+      <w:pPr>
+        <w:rPr>
+          <w:rFonts w:eastAsiaTheme="minorHAnsi"/>
+        </w:rPr>
+      </w:pPr>
+    </w:p>
+    <w:p>
+      <w:pPr>
+        <w:rPr>
+          <w:rFonts w:eastAsiaTheme="minorHAnsi"/>
+        </w:rPr>
+      </w:pPr>
+    </w:p>
+    <w:p>
+      <w:pPr>
+        <w:rPr>
+          <w:rFonts w:eastAsiaTheme="minorHAnsi"/>
+        </w:rPr>
+      </w:pPr>
+    </w:p>
+    <w:p>
+      <w:pPr>
+        <w:rPr>
+          <w:rFonts w:eastAsiaTheme="minorHAnsi"/>
+        </w:rPr>
+      </w:pPr>
+    </w:p>
+    <w:p>
+      <w:pPr>
+        <w:rPr>
+          <w:rFonts w:eastAsiaTheme="minorHAnsi"/>
+        </w:rPr>
+      </w:pPr>
+    </w:p>
+    <w:p>
+      <w:pPr>
+        <w:rPr>
+          <w:rFonts w:eastAsiaTheme="minorHAnsi"/>
+        </w:rPr>
+      </w:pPr>
+    </w:p>
+    <w:p>
+      <w:pPr>
+        <w:rPr>
+          <w:rFonts w:eastAsiaTheme="minorHAnsi"/>
+        </w:rPr>
+      </w:pPr>
+    </w:p>
+    <w:p>
+      <w:pPr>
+        <w:rPr>
+          <w:rFonts w:eastAsiaTheme="minorHAnsi"/>
         </w:rPr>
       </w:pPr>
     </w:p>
@@ -2046,15 +2291,7 @@
           <w:szCs w:val="24"/>
         </w:rPr>
         <w:lastRenderedPageBreak/>
-        <w:t>1</w:t>
-      </w:r>
-      <w:r>
-        <w:rPr>
-          <w:rFonts w:asciiTheme="minorHAnsi" w:eastAsiaTheme="minorHAnsi" w:hAnsiTheme="minorHAnsi"/>
-          <w:sz w:val="24"/>
-          <w:szCs w:val="24"/>
-        </w:rPr>
-        <w:t>-5. 위반 유형-교육 주제 연결표</w:t>
+        <w:t>1-5. 위반 유형-교육 주제 연결표</w:t>
       </w:r>
     </w:p>
     <w:p>
@@ -2082,6 +2319,24 @@
           <w:rFonts w:asciiTheme="minorHAnsi" w:eastAsiaTheme="minorHAnsi" w:hAnsiTheme="minorHAnsi"/>
         </w:rPr>
         <w:t>까지 포함하도록 제시한다. 따라서 교육 추천도 단순 “착용하라” 수준이 아니라 관리 절차와 점검 항목을 포함하는 것이 적절하다.</w:t>
+      </w:r>
+      <w:r>
+        <w:rPr>
+          <w:rFonts w:asciiTheme="minorHAnsi" w:eastAsiaTheme="minorHAnsi" w:hAnsiTheme="minorHAnsi"/>
+        </w:rPr>
+        <w:br/>
+      </w:r>
+      <w:r>
+        <w:rPr>
+          <w:rFonts w:asciiTheme="minorHAnsi" w:eastAsiaTheme="minorHAnsi" w:hAnsiTheme="minorHAnsi" w:hint="eastAsia"/>
+        </w:rPr>
+        <w:t>또한</w:t>
+      </w:r>
+      <w:r>
+        <w:rPr>
+          <w:rFonts w:asciiTheme="minorHAnsi" w:eastAsiaTheme="minorHAnsi" w:hAnsiTheme="minorHAnsi"/>
+        </w:rPr>
+        <w:t xml:space="preserve"> 본 구조는 원본 영상이나 식별 가능한 이미지를 장기 보관하지 않고, 담당자 검토 후 비식별 처리된 확정 위반 데이터를 중심으로 교육 추천을 수행한다. 이를 통해 안전교육 기획에 필요한 통계적 근거를 확보하면서도 개인정보 및 영상 보관 부담을 최소화한다.</w:t>
       </w:r>
     </w:p>
     <w:tbl>
@@ -2481,15 +2736,7 @@
           <w:sz w:val="24"/>
           <w:szCs w:val="24"/>
         </w:rPr>
-        <w:t>1</w:t>
-      </w:r>
-      <w:r>
-        <w:rPr>
-          <w:rFonts w:asciiTheme="minorHAnsi" w:eastAsiaTheme="minorHAnsi" w:hAnsiTheme="minorHAnsi"/>
-          <w:sz w:val="24"/>
-          <w:szCs w:val="24"/>
-        </w:rPr>
-        <w:t>-6. 평가 지표</w:t>
+        <w:t>1-6. 평가 지표</w:t>
       </w:r>
     </w:p>
     <w:p>
@@ -2910,50 +3157,89 @@
           <w:szCs w:val="24"/>
         </w:rPr>
         <w:lastRenderedPageBreak/>
-        <w:t>1</w:t>
-      </w:r>
-      <w:r>
-        <w:rPr>
-          <w:rFonts w:asciiTheme="minorHAnsi" w:eastAsiaTheme="minorHAnsi" w:hAnsiTheme="minorHAnsi"/>
+        <w:t>1-7. 최종 목적</w:t>
+      </w:r>
+    </w:p>
+    <w:p>
+      <w:pPr>
+        <w:rPr>
+          <w:rFonts w:eastAsiaTheme="minorHAnsi" w:cs="굴림"/>
+          <w:kern w:val="0"/>
           <w:sz w:val="24"/>
           <w:szCs w:val="24"/>
         </w:rPr>
-        <w:t>-7. 최종 목적</w:t>
-      </w:r>
-    </w:p>
-    <w:p>
-      <w:pPr>
-        <w:pStyle w:val="a3"/>
-        <w:rPr>
-          <w:rFonts w:asciiTheme="minorHAnsi" w:eastAsiaTheme="minorHAnsi" w:hAnsiTheme="minorHAnsi"/>
-        </w:rPr>
-      </w:pPr>
-      <w:r>
-        <w:rPr>
-          <w:rFonts w:asciiTheme="minorHAnsi" w:eastAsiaTheme="minorHAnsi" w:hAnsiTheme="minorHAnsi"/>
-        </w:rPr>
-        <w:t xml:space="preserve">최종적으로 본 프로젝트의 분기별 데이터 분석 구조는 탐지 결과를 단순 누적하는 데 그치지 않고, 담당자 검토를 거친 확정 위반 데이터를 중심으로 공정, 구역, 반복성, 위험도를 함께 분석하여 다음 분기의 교육 우선순위를 정하는 구조로 설계하였다. 이는 단순 실시간 감시 시스템과 달리, </w:t>
-      </w:r>
-      <w:r>
-        <w:rPr>
-          <w:rStyle w:val="a4"/>
-          <w:rFonts w:asciiTheme="minorHAnsi" w:eastAsiaTheme="minorHAnsi" w:hAnsiTheme="minorHAnsi"/>
-        </w:rPr>
-        <w:t>데이터 기반으로 실제 필요한 안전교육을 기획하고 추천하는 시스템</w:t>
-      </w:r>
-      <w:r>
-        <w:rPr>
-          <w:rFonts w:asciiTheme="minorHAnsi" w:eastAsiaTheme="minorHAnsi" w:hAnsiTheme="minorHAnsi"/>
-        </w:rPr>
-        <w:t>이라는 본 프로젝트의 차별성을 강화한다.</w:t>
-      </w:r>
-    </w:p>
-    <w:p>
-      <w:pPr>
-        <w:rPr>
-          <w:rFonts w:eastAsiaTheme="minorHAnsi" w:hint="eastAsia"/>
-        </w:rPr>
-      </w:pPr>
+      </w:pPr>
+      <w:r>
+        <w:rPr>
+          <w:rFonts w:eastAsiaTheme="minorHAnsi" w:cs="굴림" w:hint="eastAsia"/>
+          <w:kern w:val="0"/>
+          <w:sz w:val="24"/>
+          <w:szCs w:val="24"/>
+        </w:rPr>
+        <w:t>최종적으로</w:t>
+      </w:r>
+      <w:r>
+        <w:rPr>
+          <w:rFonts w:eastAsiaTheme="minorHAnsi" w:cs="굴림"/>
+          <w:kern w:val="0"/>
+          <w:sz w:val="24"/>
+          <w:szCs w:val="24"/>
+        </w:rPr>
+        <w:t xml:space="preserve"> 본 프로젝트의 분기별 데이터 분석 구조는 탐지 결과를 단순 누적하는 데 그치지 않고, PPE 미착용 감지 후 경고 방송이 발생한 후보 이벤트를 담당자가 검토한 뒤, 확정 위반으로 판단된 비식별 이벤트 데이터를 중심으로 공정, 구역, 반복성, 위험도를 함께 분석하여 다음 분기의 교육 우선순위를 정하는 구조로 설계하였다.</w:t>
+      </w:r>
+    </w:p>
+    <w:p>
+      <w:pPr>
+        <w:rPr>
+          <w:rFonts w:eastAsiaTheme="minorHAnsi" w:cs="굴림"/>
+          <w:kern w:val="0"/>
+          <w:sz w:val="24"/>
+          <w:szCs w:val="24"/>
+        </w:rPr>
+      </w:pPr>
+      <w:r>
+        <w:rPr>
+          <w:rFonts w:eastAsiaTheme="minorHAnsi" w:cs="굴림" w:hint="eastAsia"/>
+          <w:kern w:val="0"/>
+          <w:sz w:val="24"/>
+          <w:szCs w:val="24"/>
+        </w:rPr>
+        <w:t>이때</w:t>
+      </w:r>
+      <w:r>
+        <w:rPr>
+          <w:rFonts w:eastAsiaTheme="minorHAnsi" w:cs="굴림"/>
+          <w:kern w:val="0"/>
+          <w:sz w:val="24"/>
+          <w:szCs w:val="24"/>
+        </w:rPr>
+        <w:t xml:space="preserve"> 원본 이미지와 영상은 장기 보관하지 않고, 담당자 검토 후 삭제하며, 분기별 통계와 교육 추천에는 구역, 공정, PPE 유형, 발생 시각, 검토 결과 등 비식별 데이터만 활용한다.</w:t>
+      </w:r>
+    </w:p>
+    <w:p>
+      <w:pPr>
+        <w:rPr>
+          <w:rFonts w:eastAsiaTheme="minorHAnsi"/>
+        </w:rPr>
+      </w:pPr>
+      <w:r>
+        <w:rPr>
+          <w:rFonts w:eastAsiaTheme="minorHAnsi" w:cs="굴림" w:hint="eastAsia"/>
+          <w:kern w:val="0"/>
+          <w:sz w:val="24"/>
+          <w:szCs w:val="24"/>
+        </w:rPr>
+        <w:t>이는</w:t>
+      </w:r>
+      <w:r>
+        <w:rPr>
+          <w:rFonts w:eastAsiaTheme="minorHAnsi" w:cs="굴림"/>
+          <w:kern w:val="0"/>
+          <w:sz w:val="24"/>
+          <w:szCs w:val="24"/>
+        </w:rPr>
+        <w:t xml:space="preserve"> 단순 실시간 감시 시스템이나 개인별 위반 관리 시스템이 아니라, 현장 시정 알림과 데이터 기반 안전교육 기획을 함께 지원하는 시스템이라는 본 프로젝트의 차별성을 강화한다.</w:t>
+      </w:r>
     </w:p>
     <w:sectPr>
       <w:pgSz w:w="11906" w:h="16838"/>
@@ -2963,6 +3249,56 @@
     </w:sectPr>
   </w:body>
 </w:document>
+</file>
+
+<file path=word/endnotes.xml><?xml version="1.0" encoding="utf-8"?>
+<w:endnotes xmlns:wpc="http://schemas.microsoft.com/office/word/2010/wordprocessingCanvas" xmlns:cx="http://schemas.microsoft.com/office/drawing/2014/chartex" xmlns:cx1="http://schemas.microsoft.com/office/drawing/2015/9/8/chartex" xmlns:cx2="http://schemas.microsoft.com/office/drawing/2015/10/21/chartex" xmlns:cx3="http://schemas.microsoft.com/office/drawing/2016/5/9/chartex" xmlns:cx4="http://schemas.microsoft.com/office/drawing/2016/5/10/chartex" xmlns:cx5="http://schemas.microsoft.com/office/drawing/2016/5/11/chartex" xmlns:cx6="http://schemas.microsoft.com/office/drawing/2016/5/12/chartex" xmlns:cx7="http://schemas.microsoft.com/office/drawing/2016/5/13/chartex" xmlns:cx8="http://schemas.microsoft.com/office/drawing/2016/5/14/chartex" xmlns:mc="http://schemas.openxmlformats.org/markup-compatibility/2006" xmlns:aink="http://schemas.microsoft.com/office/drawing/2016/ink" xmlns:am3d="http://schemas.microsoft.com/office/drawing/2017/model3d" xmlns:o="urn:schemas-microsoft-com:office:office" xmlns:r="http://schemas.openxmlformats.org/officeDocument/2006/relationships" xmlns:m="http://schemas.openxmlformats.org/officeDocument/2006/math" xmlns:v="urn:schemas-microsoft-com:vml" xmlns:wp14="http://schemas.microsoft.com/office/word/2010/wordprocessingDrawing" xmlns:wp="http://schemas.openxmlformats.org/drawingml/2006/wordprocessingDrawing" xmlns:w10="urn:schemas-microsoft-com:office:word" xmlns:w="http://schemas.openxmlformats.org/wordprocessingml/2006/main" xmlns:w14="http://schemas.microsoft.com/office/word/2010/wordml" xmlns:w15="http://schemas.microsoft.com/office/word/2012/wordml" xmlns:w16cex="http://schemas.microsoft.com/office/word/2018/wordml/cex" xmlns:w16cid="http://schemas.microsoft.com/office/word/2016/wordml/cid" xmlns:w16="http://schemas.microsoft.com/office/word/2018/wordml" xmlns:w16sdtdh="http://schemas.microsoft.com/office/word/2020/wordml/sdtdatahash" xmlns:w16se="http://schemas.microsoft.com/office/word/2015/wordml/symex" xmlns:wpg="http://schemas.microsoft.com/office/word/2010/wordprocessingGroup" xmlns:wpi="http://schemas.microsoft.com/office/word/2010/wordprocessingInk" xmlns:wne="http://schemas.microsoft.com/office/word/2006/wordml" xmlns:wps="http://schemas.microsoft.com/office/word/2010/wordprocessingShape" mc:Ignorable="w14 w15 w16se w16cid w16 w16cex w16sdtdh wp14">
+  <w:endnote w:type="separator" w:id="-1">
+    <w:p>
+      <w:pPr>
+        <w:spacing w:after="0" w:line="240" w:lineRule="auto"/>
+      </w:pPr>
+      <w:r>
+        <w:separator/>
+      </w:r>
+    </w:p>
+  </w:endnote>
+  <w:endnote w:type="continuationSeparator" w:id="0">
+    <w:p>
+      <w:pPr>
+        <w:spacing w:after="0" w:line="240" w:lineRule="auto"/>
+      </w:pPr>
+      <w:r>
+        <w:continuationSeparator/>
+      </w:r>
+    </w:p>
+  </w:endnote>
+</w:endnotes>
+</file>
+
+<file path=word/footnotes.xml><?xml version="1.0" encoding="utf-8"?>
+<w:footnotes xmlns:wpc="http://schemas.microsoft.com/office/word/2010/wordprocessingCanvas" xmlns:cx="http://schemas.microsoft.com/office/drawing/2014/chartex" xmlns:cx1="http://schemas.microsoft.com/office/drawing/2015/9/8/chartex" xmlns:cx2="http://schemas.microsoft.com/office/drawing/2015/10/21/chartex" xmlns:cx3="http://schemas.microsoft.com/office/drawing/2016/5/9/chartex" xmlns:cx4="http://schemas.microsoft.com/office/drawing/2016/5/10/chartex" xmlns:cx5="http://schemas.microsoft.com/office/drawing/2016/5/11/chartex" xmlns:cx6="http://schemas.microsoft.com/office/drawing/2016/5/12/chartex" xmlns:cx7="http://schemas.microsoft.com/office/drawing/2016/5/13/chartex" xmlns:cx8="http://schemas.microsoft.com/office/drawing/2016/5/14/chartex" xmlns:mc="http://schemas.openxmlformats.org/markup-compatibility/2006" xmlns:aink="http://schemas.microsoft.com/office/drawing/2016/ink" xmlns:am3d="http://schemas.microsoft.com/office/drawing/2017/model3d" xmlns:o="urn:schemas-microsoft-com:office:office" xmlns:r="http://schemas.openxmlformats.org/officeDocument/2006/relationships" xmlns:m="http://schemas.openxmlformats.org/officeDocument/2006/math" xmlns:v="urn:schemas-microsoft-com:vml" xmlns:wp14="http://schemas.microsoft.com/office/word/2010/wordprocessingDrawing" xmlns:wp="http://schemas.openxmlformats.org/drawingml/2006/wordprocessingDrawing" xmlns:w10="urn:schemas-microsoft-com:office:word" xmlns:w="http://schemas.openxmlformats.org/wordprocessingml/2006/main" xmlns:w14="http://schemas.microsoft.com/office/word/2010/wordml" xmlns:w15="http://schemas.microsoft.com/office/word/2012/wordml" xmlns:w16cex="http://schemas.microsoft.com/office/word/2018/wordml/cex" xmlns:w16cid="http://schemas.microsoft.com/office/word/2016/wordml/cid" xmlns:w16="http://schemas.microsoft.com/office/word/2018/wordml" xmlns:w16sdtdh="http://schemas.microsoft.com/office/word/2020/wordml/sdtdatahash" xmlns:w16se="http://schemas.microsoft.com/office/word/2015/wordml/symex" xmlns:wpg="http://schemas.microsoft.com/office/word/2010/wordprocessingGroup" xmlns:wpi="http://schemas.microsoft.com/office/word/2010/wordprocessingInk" xmlns:wne="http://schemas.microsoft.com/office/word/2006/wordml" xmlns:wps="http://schemas.microsoft.com/office/word/2010/wordprocessingShape" mc:Ignorable="w14 w15 w16se w16cid w16 w16cex w16sdtdh wp14">
+  <w:footnote w:type="separator" w:id="-1">
+    <w:p>
+      <w:pPr>
+        <w:spacing w:after="0" w:line="240" w:lineRule="auto"/>
+      </w:pPr>
+      <w:r>
+        <w:separator/>
+      </w:r>
+    </w:p>
+  </w:footnote>
+  <w:footnote w:type="continuationSeparator" w:id="0">
+    <w:p>
+      <w:pPr>
+        <w:spacing w:after="0" w:line="240" w:lineRule="auto"/>
+      </w:pPr>
+      <w:r>
+        <w:continuationSeparator/>
+      </w:r>
+    </w:p>
+  </w:footnote>
+</w:footnotes>
 </file>
 
 <file path=word/styles.xml><?xml version="1.0" encoding="utf-8"?>
@@ -3513,6 +3849,50 @@
       <w:szCs w:val="24"/>
     </w:rPr>
   </w:style>
+  <w:style w:type="paragraph" w:styleId="a5">
+    <w:name w:val="header"/>
+    <w:basedOn w:val="a"/>
+    <w:link w:val="Char"/>
+    <w:uiPriority w:val="99"/>
+    <w:unhideWhenUsed/>
+    <w:rsid w:val="00FD2640"/>
+    <w:pPr>
+      <w:tabs>
+        <w:tab w:val="center" w:pos="4513"/>
+        <w:tab w:val="right" w:pos="9026"/>
+      </w:tabs>
+      <w:snapToGrid w:val="0"/>
+    </w:pPr>
+  </w:style>
+  <w:style w:type="character" w:customStyle="1" w:styleId="Char">
+    <w:name w:val="머리글 Char"/>
+    <w:basedOn w:val="a0"/>
+    <w:link w:val="a5"/>
+    <w:uiPriority w:val="99"/>
+    <w:rsid w:val="00FD2640"/>
+  </w:style>
+  <w:style w:type="paragraph" w:styleId="a6">
+    <w:name w:val="footer"/>
+    <w:basedOn w:val="a"/>
+    <w:link w:val="Char0"/>
+    <w:uiPriority w:val="99"/>
+    <w:unhideWhenUsed/>
+    <w:rsid w:val="00FD2640"/>
+    <w:pPr>
+      <w:tabs>
+        <w:tab w:val="center" w:pos="4513"/>
+        <w:tab w:val="right" w:pos="9026"/>
+      </w:tabs>
+      <w:snapToGrid w:val="0"/>
+    </w:pPr>
+  </w:style>
+  <w:style w:type="character" w:customStyle="1" w:styleId="Char0">
+    <w:name w:val="바닥글 Char"/>
+    <w:basedOn w:val="a0"/>
+    <w:link w:val="a6"/>
+    <w:uiPriority w:val="99"/>
+    <w:rsid w:val="00FD2640"/>
+  </w:style>
 </w:styles>
 </file>
 
